--- a/Стандартизация 2.docx
+++ b/Стандартизация 2.docx
@@ -2,6 +2,32 @@
 <file path=word/document.xml><?xml version="1.0" encoding="utf-8"?>
 <w:document xmlns:wpc="http://schemas.microsoft.com/office/word/2010/wordprocessingCanvas" xmlns:mc="http://schemas.openxmlformats.org/markup-compatibility/2006" xmlns:o="urn:schemas-microsoft-com:office:office" xmlns:r="http://schemas.openxmlformats.org/officeDocument/2006/relationships" xmlns:m="http://schemas.openxmlformats.org/officeDocument/2006/math" xmlns:v="urn:schemas-microsoft-com:vml" xmlns:wp14="http://schemas.microsoft.com/office/word/2010/wordprocessingDrawing" xmlns:wp="http://schemas.openxmlformats.org/drawingml/2006/wordprocessingDrawing" xmlns:w10="urn:schemas-microsoft-com:office:word" xmlns:w="http://schemas.openxmlformats.org/wordprocessingml/2006/main" xmlns:w14="http://schemas.microsoft.com/office/word/2010/wordml" xmlns:w15="http://schemas.microsoft.com/office/word/2012/wordml" xmlns:wpg="http://schemas.microsoft.com/office/word/2010/wordprocessingGroup" xmlns:wpi="http://schemas.microsoft.com/office/word/2010/wordprocessingInk" xmlns:wne="http://schemas.microsoft.com/office/word/2006/wordml" xmlns:wps="http://schemas.microsoft.com/office/word/2010/wordprocessingShape" xmlns:w16se="http://schemas.microsoft.com/office/word/2015/wordml/symex" xmlns:w16cid="http://schemas.microsoft.com/office/word/2016/wordml/cid" xmlns:w16="http://schemas.microsoft.com/office/word/2018/wordml" xmlns:w16cex="http://schemas.microsoft.com/office/word/2018/wordml/cex" xmlns:w16sdtdh="http://schemas.microsoft.com/office/word/2020/wordml/sdtdatahash" xmlns:w16sdtfl="http://schemas.microsoft.com/office/word/2024/wordml/sdtformatlock" mc:Ignorable="w14 w15 wp14 w16se w16cid w16 w16cex w16sdtdh w16sdtfl">
   <w:body>
+    <w:p>
+      <w:pPr>
+        <w:pStyle w:val="Normal"/>
+        <w:rPr>
+          <w:rFonts w:ascii="Times New Roman" w:hAnsi="Times New Roman" w:eastAsia="Times New Roman" w:cs="Times New Roman" w:asciiTheme="minorAscii" w:hAnsiTheme="minorAscii" w:eastAsiaTheme="minorAscii" w:cstheme="minorAscii"/>
+          <w:b w:val="1"/>
+          <w:bCs w:val="1"/>
+          <w:noProof w:val="0"/>
+          <w:sz w:val="28"/>
+          <w:szCs w:val="28"/>
+          <w:lang w:val="ru-RU"/>
+        </w:rPr>
+      </w:pPr>
+      <w:r>
+        <w:rPr>
+          <w:rFonts w:ascii="Times New Roman" w:hAnsi="Times New Roman" w:eastAsia="Times New Roman" w:cs="Times New Roman" w:asciiTheme="minorAscii" w:hAnsiTheme="minorAscii" w:eastAsiaTheme="minorAscii" w:cstheme="minorAscii"/>
+          <w:b w:val="1"/>
+          <w:bCs w:val="1"/>
+          <w:noProof w:val="0"/>
+          <w:sz w:val="28"/>
+          <w:szCs w:val="28"/>
+          <w:lang w:val="ru-RU"/>
+        </w:rPr>
+        <w:t>Сравнение</w:t>
+      </w:r>
+    </w:p>
     <w:p xmlns:wp14="http://schemas.microsoft.com/office/word/2010/wordml" wp14:paraId="501817AE" wp14:textId="5227A6FA">
       <w:pPr>
         <w:pStyle w:val="Normal"/>
@@ -991,7 +1017,7 @@
       </w:tr>
       <w:tr>
         <w:trPr>
-          <w:trHeight w:val="300"/>
+          <w:trHeight w:val="420"/>
         </w:trPr>
         <w:tc>
           <w:tcPr>
@@ -1089,8 +1115,8 @@
               <w:rPr>
                 <w:rFonts w:ascii="Times New Roman" w:hAnsi="Times New Roman" w:eastAsia="Times New Roman" w:cs="Times New Roman" w:asciiTheme="minorAscii" w:hAnsiTheme="minorAscii" w:eastAsiaTheme="minorAscii" w:cstheme="minorAscii"/>
                 <w:noProof w:val="0"/>
-                <w:sz w:val="24"/>
-                <w:szCs w:val="24"/>
+                <w:sz w:val="22"/>
+                <w:szCs w:val="22"/>
                 <w:lang w:val="ru-RU"/>
               </w:rPr>
             </w:pPr>
@@ -1102,8 +1128,8 @@
                 <w:strike w:val="0"/>
                 <w:dstrike w:val="0"/>
                 <w:noProof w:val="0"/>
-                <w:sz w:val="24"/>
-                <w:szCs w:val="24"/>
+                <w:sz w:val="22"/>
+                <w:szCs w:val="22"/>
                 <w:u w:val="none"/>
                 <w:lang w:val="ru-RU"/>
               </w:rPr>
@@ -1113,8 +1139,8 @@
               <w:rPr>
                 <w:rFonts w:ascii="Times New Roman" w:hAnsi="Times New Roman" w:eastAsia="Times New Roman" w:cs="Times New Roman" w:asciiTheme="minorAscii" w:hAnsiTheme="minorAscii" w:eastAsiaTheme="minorAscii" w:cstheme="minorAscii"/>
                 <w:noProof w:val="0"/>
-                <w:sz w:val="24"/>
-                <w:szCs w:val="24"/>
+                <w:sz w:val="22"/>
+                <w:szCs w:val="22"/>
                 <w:lang w:val="ru-RU"/>
               </w:rPr>
               <w:t xml:space="preserve"> Передача программы в производство / изготовление и оформление акта.</w:t>
@@ -1130,8 +1156,8 @@
                 <w:strike w:val="0"/>
                 <w:dstrike w:val="0"/>
                 <w:noProof w:val="0"/>
-                <w:sz w:val="24"/>
-                <w:szCs w:val="24"/>
+                <w:sz w:val="22"/>
+                <w:szCs w:val="22"/>
                 <w:u w:val="none"/>
                 <w:lang w:val="ru-RU"/>
               </w:rPr>
@@ -1141,8 +1167,8 @@
               <w:rPr>
                 <w:rFonts w:ascii="Times New Roman" w:hAnsi="Times New Roman" w:eastAsia="Times New Roman" w:cs="Times New Roman" w:asciiTheme="minorAscii" w:hAnsiTheme="minorAscii" w:eastAsiaTheme="minorAscii" w:cstheme="minorAscii"/>
                 <w:noProof w:val="0"/>
-                <w:sz w:val="24"/>
-                <w:szCs w:val="24"/>
+                <w:sz w:val="22"/>
+                <w:szCs w:val="22"/>
                 <w:lang w:val="ru-RU"/>
               </w:rPr>
               <w:t xml:space="preserve"> Выполнение гарантийных обязательств и регламентное обслуживание работающего комплекса (включая техподдержку пользователей).</w:t>
@@ -1443,6 +1469,66 @@
           <w:lang w:val="ru-RU"/>
         </w:rPr>
       </w:pPr>
+    </w:p>
+    <w:p>
+      <w:pPr>
+        <w:pStyle w:val="ListParagraph"/>
+        <w:ind w:left="720"/>
+        <w:rPr>
+          <w:b w:val="0"/>
+          <w:bCs w:val="0"/>
+          <w:noProof w:val="0"/>
+          <w:sz w:val="24"/>
+          <w:szCs w:val="24"/>
+          <w:lang w:val="ru-RU"/>
+        </w:rPr>
+      </w:pPr>
+    </w:p>
+    <w:p>
+      <w:pPr>
+        <w:pStyle w:val="ListParagraph"/>
+        <w:ind w:left="720"/>
+        <w:rPr>
+          <w:b w:val="1"/>
+          <w:bCs w:val="1"/>
+          <w:noProof w:val="0"/>
+          <w:sz w:val="32"/>
+          <w:szCs w:val="32"/>
+          <w:lang w:val="ru-RU"/>
+        </w:rPr>
+      </w:pPr>
+      <w:r>
+        <w:rPr>
+          <w:b w:val="1"/>
+          <w:bCs w:val="1"/>
+          <w:noProof w:val="0"/>
+          <w:sz w:val="32"/>
+          <w:szCs w:val="32"/>
+          <w:lang w:val="ru-RU"/>
+        </w:rPr>
+        <w:t>Постановление 2425</w:t>
+      </w:r>
+    </w:p>
+    <w:p>
+      <w:pPr>
+        <w:pStyle w:val="ListParagraph"/>
+        <w:ind w:left="720"/>
+        <w:rPr>
+          <w:noProof w:val="0"/>
+          <w:sz w:val="22"/>
+          <w:szCs w:val="22"/>
+          <w:lang w:val="ru-RU"/>
+        </w:rPr>
+      </w:pPr>
+      <w:r>
+        <w:rPr>
+          <w:noProof w:val="0"/>
+          <w:sz w:val="24"/>
+          <w:szCs w:val="24"/>
+          <w:lang w:val="ru-RU"/>
+        </w:rPr>
+        <w:t>В Единых перечнях продукции Постановления Правительства РФ от 23.12.2021 № 2425 позиция (Портативные компьютеры) отсутствует. Данный вид продукции подлежит обязательному подтверждению соответствия требованиям Технических регламентов Таможенного союза (ТР ТС 004/2011, ТР ТС 020/2011) и ЕАЭС (ТР ЕАЭС 037/2016).</w:t>
+      </w:r>
     </w:p>
     <w:sectPr>
       <w:pgSz w:w="11906" w:h="16838" w:orient="portrait"/>
